--- a/docs/财务预测与商业计划.docx
+++ b/docs/财务预测与商业计划.docx
@@ -14750,7 +14750,7 @@
                 <w:rFonts w:ascii="微软雅黑" w:hAnsi="微软雅黑" w:eastAsia="微软雅黑"/>
                 <w:sz w:val="19"/>
               </w:rPr>
-              <w:t>6个Agent持续优化、新Agent开发、多语言适配</w:t>
+              <w:t>7个Agent持续优化、新Agent开发、多语言适配</w:t>
             </w:r>
           </w:p>
         </w:tc>

--- a/docs/财务预测与商业计划.docx
+++ b/docs/财务预测与商业计划.docx
@@ -14574,6 +14574,39 @@
         <w:t>首轮融资：100万元</w:t>
       </w:r>
     </w:p>
+    <w:p>
+      <w:pPr>
+        <w:spacing w:after="80" w:line="360" w:lineRule="exact"/>
+        <w:ind w:left="567"/>
+        <w:pBdr>
+          <w:left w:val="single" w:sz="12" w:space="4" w:color="D4272C"/>
+        </w:pBdr>
+      </w:pPr>
+      <w:r>
+        <w:rPr>
+          <w:rFonts w:ascii="微软雅黑" w:hAnsi="微软雅黑" w:eastAsia="微软雅黑"/>
+          <w:color w:val="555555"/>
+          <w:sz w:val="20"/>
+        </w:rPr>
+      </w:r>
+      <w:r>
+        <w:rPr>
+          <w:rFonts w:ascii="微软雅黑" w:hAnsi="微软雅黑" w:eastAsia="微软雅黑"/>
+          <w:b/>
+          <w:color w:val="555555"/>
+          <w:sz w:val="20"/>
+        </w:rPr>
+        <w:t>口径对齐</w:t>
+      </w:r>
+      <w:r>
+        <w:rPr>
+          <w:rFonts w:ascii="微软雅黑" w:hAnsi="微软雅黑" w:eastAsia="微软雅黑"/>
+          <w:color w:val="555555"/>
+          <w:sz w:val="20"/>
+        </w:rPr>
+        <w:t>：本表与《核心数字基准表》《答辩QA手册》统一为 40/30/20/10 四分类（废弃旧版 30/25/20/15/10 五分类）。AI API 调用费用并入"技术研发"（大模型推理是研发核心成本），义乌本地化投入并入"市场拓展"（商贸城驻点/地推是市场活动）。</w:t>
+      </w:r>
+    </w:p>
     <w:tbl>
       <w:tblPr>
         <w:tblW w:type="auto" w:w="0"/>
@@ -14696,7 +14729,7 @@
                 <w:rFonts w:ascii="微软雅黑" w:hAnsi="微软雅黑" w:eastAsia="微软雅黑"/>
                 <w:sz w:val="19"/>
               </w:rPr>
-              <w:t>产品研发与迭代</w:t>
+              <w:t>技术研发</w:t>
             </w:r>
           </w:p>
         </w:tc>
@@ -14714,7 +14747,7 @@
                 <w:rFonts w:ascii="微软雅黑" w:hAnsi="微软雅黑" w:eastAsia="微软雅黑"/>
                 <w:sz w:val="19"/>
               </w:rPr>
-              <w:t>30</w:t>
+              <w:t>40</w:t>
             </w:r>
           </w:p>
         </w:tc>
@@ -14732,7 +14765,7 @@
                 <w:rFonts w:ascii="微软雅黑" w:hAnsi="微软雅黑" w:eastAsia="微软雅黑"/>
                 <w:sz w:val="19"/>
               </w:rPr>
-              <w:t>30%</w:t>
+              <w:t>40%</w:t>
             </w:r>
           </w:p>
         </w:tc>
@@ -14750,7 +14783,7 @@
                 <w:rFonts w:ascii="微软雅黑" w:hAnsi="微软雅黑" w:eastAsia="微软雅黑"/>
                 <w:sz w:val="19"/>
               </w:rPr>
-              <w:t>7个Agent持续优化、新Agent开发、多语言适配</w:t>
+              <w:t>7个Agent持续优化、新Agent开发、多语言适配、AI API调用费用（大模型推理/翻译/合规知识库）</w:t>
             </w:r>
           </w:p>
         </w:tc>
@@ -14771,7 +14804,7 @@
                 <w:rFonts w:ascii="微软雅黑" w:hAnsi="微软雅黑" w:eastAsia="微软雅黑"/>
                 <w:sz w:val="19"/>
               </w:rPr>
-              <w:t>AI API调用费用</w:t>
+              <w:t>市场拓展</w:t>
             </w:r>
           </w:p>
         </w:tc>
@@ -14790,7 +14823,7 @@
                 <w:rFonts w:ascii="微软雅黑" w:hAnsi="微软雅黑" w:eastAsia="微软雅黑"/>
                 <w:sz w:val="19"/>
               </w:rPr>
-              <w:t>25</w:t>
+              <w:t>30</w:t>
             </w:r>
           </w:p>
         </w:tc>
@@ -14809,7 +14842,7 @@
                 <w:rFonts w:ascii="微软雅黑" w:hAnsi="微软雅黑" w:eastAsia="微软雅黑"/>
                 <w:sz w:val="19"/>
               </w:rPr>
-              <w:t>25%</w:t>
+              <w:t>30%</w:t>
             </w:r>
           </w:p>
         </w:tc>
@@ -14828,7 +14861,7 @@
                 <w:rFonts w:ascii="微软雅黑" w:hAnsi="微软雅黑" w:eastAsia="微软雅黑"/>
                 <w:sz w:val="19"/>
               </w:rPr>
-              <w:t>大模型推理、翻译、合规知识库（前6月主要支出）</w:t>
+              <w:t>义乌商贸城地推与驻点、商户沙龙与培训、本地KOL/商会合作、线上投放、行业展会</w:t>
             </w:r>
           </w:p>
         </w:tc>
@@ -14848,7 +14881,7 @@
                 <w:rFonts w:ascii="微软雅黑" w:hAnsi="微软雅黑" w:eastAsia="微软雅黑"/>
                 <w:sz w:val="19"/>
               </w:rPr>
-              <w:t>市场推广</w:t>
+              <w:t>团队建设</w:t>
             </w:r>
           </w:p>
         </w:tc>
@@ -14902,7 +14935,7 @@
                 <w:rFonts w:ascii="微软雅黑" w:hAnsi="微软雅黑" w:eastAsia="微软雅黑"/>
                 <w:sz w:val="19"/>
               </w:rPr>
-              <w:t>线上投放、内容营销、行业展会</w:t>
+              <w:t>核心工程师招聘（AI/全栈）、跨境运营与政策研究人才</w:t>
             </w:r>
           </w:p>
         </w:tc>
@@ -14923,7 +14956,7 @@
                 <w:rFonts w:ascii="微软雅黑" w:hAnsi="微软雅黑" w:eastAsia="微软雅黑"/>
                 <w:sz w:val="19"/>
               </w:rPr>
-              <w:t>义乌本地化投入</w:t>
+              <w:t>运营储备</w:t>
             </w:r>
           </w:p>
         </w:tc>
@@ -14942,7 +14975,7 @@
                 <w:rFonts w:ascii="微软雅黑" w:hAnsi="微软雅黑" w:eastAsia="微软雅黑"/>
                 <w:sz w:val="19"/>
               </w:rPr>
-              <w:t>15</w:t>
+              <w:t>10</w:t>
             </w:r>
           </w:p>
         </w:tc>
@@ -14961,7 +14994,7 @@
                 <w:rFonts w:ascii="微软雅黑" w:hAnsi="微软雅黑" w:eastAsia="微软雅黑"/>
                 <w:sz w:val="19"/>
               </w:rPr>
-              <w:t>15%</w:t>
+              <w:t>10%</w:t>
             </w:r>
           </w:p>
         </w:tc>
@@ -14980,81 +15013,7 @@
                 <w:rFonts w:ascii="微软雅黑" w:hAnsi="微软雅黑" w:eastAsia="微软雅黑"/>
                 <w:sz w:val="19"/>
               </w:rPr>
-              <w:t>商贸城驻点、商户沙龙、本地KOL、地推团队</w:t>
-            </w:r>
-          </w:p>
-        </w:tc>
-      </w:tr>
-      <w:tr>
-        <w:tc>
-          <w:tcPr>
-            <w:tcW w:type="dxa" w:w="2266"/>
-          </w:tcPr>
-          <w:p>
-            <w:pPr>
-              <w:jc w:val="left"/>
-            </w:pPr>
-            <w:r/>
-            <w:r>
-              <w:rPr>
-                <w:rFonts w:ascii="微软雅黑" w:hAnsi="微软雅黑" w:eastAsia="微软雅黑"/>
-                <w:sz w:val="19"/>
-              </w:rPr>
-              <w:t>运营储备金</w:t>
-            </w:r>
-          </w:p>
-        </w:tc>
-        <w:tc>
-          <w:tcPr>
-            <w:tcW w:type="dxa" w:w="2266"/>
-          </w:tcPr>
-          <w:p>
-            <w:pPr>
-              <w:jc w:val="center"/>
-            </w:pPr>
-            <w:r/>
-            <w:r>
-              <w:rPr>
-                <w:rFonts w:ascii="微软雅黑" w:hAnsi="微软雅黑" w:eastAsia="微软雅黑"/>
-                <w:sz w:val="19"/>
-              </w:rPr>
-              <w:t>10</w:t>
-            </w:r>
-          </w:p>
-        </w:tc>
-        <w:tc>
-          <w:tcPr>
-            <w:tcW w:type="dxa" w:w="2266"/>
-          </w:tcPr>
-          <w:p>
-            <w:pPr>
-              <w:jc w:val="center"/>
-            </w:pPr>
-            <w:r/>
-            <w:r>
-              <w:rPr>
-                <w:rFonts w:ascii="微软雅黑" w:hAnsi="微软雅黑" w:eastAsia="微软雅黑"/>
-                <w:sz w:val="19"/>
-              </w:rPr>
-              <w:t>10%</w:t>
-            </w:r>
-          </w:p>
-        </w:tc>
-        <w:tc>
-          <w:tcPr>
-            <w:tcW w:type="dxa" w:w="2266"/>
-          </w:tcPr>
-          <w:p>
-            <w:pPr>
-              <w:jc w:val="center"/>
-            </w:pPr>
-            <w:r/>
-            <w:r>
-              <w:rPr>
-                <w:rFonts w:ascii="微软雅黑" w:hAnsi="微软雅黑" w:eastAsia="微软雅黑"/>
-                <w:sz w:val="19"/>
-              </w:rPr>
-              <w:t>应急资金、法务合规、日常运营</w:t>
+              <w:t>应急资金、法务合规、服务器与日常运营</w:t>
             </w:r>
           </w:p>
         </w:tc>
@@ -15232,7 +15191,7 @@
                 <w:rFonts w:ascii="微软雅黑" w:hAnsi="微软雅黑" w:eastAsia="微软雅黑"/>
                 <w:sz w:val="19"/>
               </w:rPr>
-              <w:t>产品开发+义乌内测</w:t>
+              <w:t>技术研发为主 + 义乌内测</w:t>
             </w:r>
           </w:p>
         </w:tc>
@@ -15309,7 +15268,7 @@
                 <w:rFonts w:ascii="微软雅黑" w:hAnsi="微软雅黑" w:eastAsia="微软雅黑"/>
                 <w:sz w:val="19"/>
               </w:rPr>
-              <w:t>市场推广+用户增长</w:t>
+              <w:t>市场拓展为主 + 用户增长</w:t>
             </w:r>
           </w:p>
         </w:tc>
@@ -15384,7 +15343,7 @@
                 <w:rFonts w:ascii="微软雅黑" w:hAnsi="微软雅黑" w:eastAsia="微软雅黑"/>
                 <w:sz w:val="19"/>
               </w:rPr>
-              <w:t>团队组建+功能扩展</w:t>
+              <w:t>团队组建 + 功能扩展</w:t>
             </w:r>
           </w:p>
         </w:tc>
@@ -15461,7 +15420,7 @@
                 <w:rFonts w:ascii="微软雅黑" w:hAnsi="微软雅黑" w:eastAsia="微软雅黑"/>
                 <w:sz w:val="19"/>
               </w:rPr>
-              <w:t>应急+优化</w:t>
+              <w:t>应急 + 优化</w:t>
             </w:r>
           </w:p>
         </w:tc>

--- a/docs/财务预测与商业计划.docx
+++ b/docs/财务预测与商业计划.docx
@@ -12310,7 +12310,58 @@
           <w:color w:val="555555"/>
           <w:sz w:val="20"/>
         </w:rPr>
-        <w:t>：得益于OPC模式前6月零人力成本，项目从第1个月即实现盈利。全年净利润率稳定在68%-72%，体现SaaS业务高毛利特征。M7起虽增加人力投入，但收入增速更快，净利率不降反升。</w:t>
+        <w:t>：得益于OPC模式前6月零人力成本，模型测算项目从第1个月即实现正向现金流。净利率呈</w:t>
+      </w:r>
+      <w:r>
+        <w:rPr>
+          <w:rFonts w:ascii="微软雅黑" w:hAnsi="微软雅黑" w:eastAsia="微软雅黑"/>
+          <w:b/>
+          <w:color w:val="555555"/>
+          <w:sz w:val="20"/>
+        </w:rPr>
+        <w:t>分阶段特征</w:t>
+      </w:r>
+      <w:r>
+        <w:rPr>
+          <w:rFonts w:ascii="微软雅黑" w:hAnsi="微软雅黑" w:eastAsia="微软雅黑"/>
+          <w:color w:val="555555"/>
+          <w:sz w:val="20"/>
+        </w:rPr>
+        <w:t>——前6个月（M1-M6）零人力成本，净利率 70%-72%；M7 起组建专职团队、计入人力成本后，净利率回归 64%-70%。</w:t>
+      </w:r>
+      <w:r>
+        <w:rPr>
+          <w:rFonts w:ascii="微软雅黑" w:hAnsi="微软雅黑" w:eastAsia="微软雅黑"/>
+          <w:b/>
+          <w:color w:val="555555"/>
+          <w:sz w:val="20"/>
+        </w:rPr>
+        <w:t>模型月度实际区间为 64.2%（M3 低点）～72.2%（M5 高点）</w:t>
+      </w:r>
+      <w:r>
+        <w:rPr>
+          <w:rFonts w:ascii="微软雅黑" w:hAnsi="微软雅黑" w:eastAsia="微软雅黑"/>
+          <w:color w:val="555555"/>
+          <w:sz w:val="20"/>
+        </w:rPr>
+        <w:t xml:space="preserve">，对外保守表述取 </w:t>
+      </w:r>
+      <w:r>
+        <w:rPr>
+          <w:rFonts w:ascii="微软雅黑" w:hAnsi="微软雅黑" w:eastAsia="微软雅黑"/>
+          <w:b/>
+          <w:color w:val="555555"/>
+          <w:sz w:val="20"/>
+        </w:rPr>
+        <w:t>60%-72%</w:t>
+      </w:r>
+      <w:r>
+        <w:rPr>
+          <w:rFonts w:ascii="微软雅黑" w:hAnsi="微软雅黑" w:eastAsia="微软雅黑"/>
+          <w:color w:val="555555"/>
+          <w:sz w:val="20"/>
+        </w:rPr>
+        <w:t>（下限留缓冲），不再用单一"稳定 68%-72%"口径，以体现SaaS高毛利特征的同时经得起逐月追问。</w:t>
       </w:r>
     </w:p>
     <w:p>
@@ -15481,6 +15532,158 @@
     </w:p>
     <w:p>
       <w:pPr>
+        <w:spacing w:after="80" w:line="360" w:lineRule="exact"/>
+        <w:ind w:left="567"/>
+        <w:pBdr>
+          <w:left w:val="single" w:sz="12" w:space="4" w:color="D4272C"/>
+        </w:pBdr>
+      </w:pPr>
+      <w:r>
+        <w:rPr>
+          <w:rFonts w:ascii="微软雅黑" w:hAnsi="微软雅黑" w:eastAsia="微软雅黑"/>
+          <w:color w:val="555555"/>
+          <w:sz w:val="20"/>
+        </w:rPr>
+      </w:r>
+      <w:r>
+        <w:rPr>
+          <w:rFonts w:ascii="微软雅黑" w:hAnsi="微软雅黑" w:eastAsia="微软雅黑"/>
+          <w:b/>
+          <w:color w:val="555555"/>
+          <w:sz w:val="20"/>
+        </w:rPr>
+        <w:t>P4-9 逐项合理性论证</w:t>
+      </w:r>
+      <w:r>
+        <w:rPr>
+          <w:rFonts w:ascii="微软雅黑" w:hAnsi="微软雅黑" w:eastAsia="微软雅黑"/>
+          <w:color w:val="555555"/>
+          <w:sz w:val="20"/>
+        </w:rPr>
+        <w:t>：研发 40 万 + 市场 30 万 = 70 万，占比 70%，偏紧但合理。</w:t>
+      </w:r>
+    </w:p>
+    <w:p>
+      <w:pPr>
+        <w:spacing w:after="80" w:line="360" w:lineRule="exact"/>
+        <w:ind w:left="567"/>
+        <w:pBdr>
+          <w:left w:val="single" w:sz="12" w:space="4" w:color="D4272C"/>
+        </w:pBdr>
+      </w:pPr>
+      <w:r>
+        <w:rPr>
+          <w:rFonts w:ascii="微软雅黑" w:hAnsi="微软雅黑" w:eastAsia="微软雅黑"/>
+          <w:color w:val="555555"/>
+          <w:sz w:val="20"/>
+        </w:rPr>
+        <w:t xml:space="preserve">- </w:t>
+      </w:r>
+      <w:r>
+        <w:rPr>
+          <w:rFonts w:ascii="微软雅黑" w:hAnsi="微软雅黑" w:eastAsia="微软雅黑"/>
+          <w:b/>
+          <w:color w:val="555555"/>
+          <w:sz w:val="20"/>
+        </w:rPr>
+        <w:t>技术研发 40 万</w:t>
+      </w:r>
+      <w:r>
+        <w:rPr>
+          <w:rFonts w:ascii="微软雅黑" w:hAnsi="微软雅黑" w:eastAsia="微软雅黑"/>
+          <w:color w:val="555555"/>
+          <w:sz w:val="20"/>
+        </w:rPr>
+        <w:t>：覆盖 7 个 Agent 持续优化 + 新功能开发 + AI API 调用费（M1-M6 累计 15.8 万，见 4.3 月度成本表）+ 服务器/云服务（M1-M6 累计 4.2 万），够用但无冗余。</w:t>
+      </w:r>
+    </w:p>
+    <w:p>
+      <w:pPr>
+        <w:spacing w:after="80" w:line="360" w:lineRule="exact"/>
+        <w:ind w:left="567"/>
+        <w:pBdr>
+          <w:left w:val="single" w:sz="12" w:space="4" w:color="D4272C"/>
+        </w:pBdr>
+      </w:pPr>
+      <w:r>
+        <w:rPr>
+          <w:rFonts w:ascii="微软雅黑" w:hAnsi="微软雅黑" w:eastAsia="微软雅黑"/>
+          <w:color w:val="555555"/>
+          <w:sz w:val="20"/>
+        </w:rPr>
+        <w:t xml:space="preserve">- </w:t>
+      </w:r>
+      <w:r>
+        <w:rPr>
+          <w:rFonts w:ascii="微软雅黑" w:hAnsi="微软雅黑" w:eastAsia="微软雅黑"/>
+          <w:b/>
+          <w:color w:val="555555"/>
+          <w:sz w:val="20"/>
+        </w:rPr>
+        <w:t>市场拓展 30 万</w:t>
+      </w:r>
+      <w:r>
+        <w:rPr>
+          <w:rFonts w:ascii="微软雅黑" w:hAnsi="微软雅黑" w:eastAsia="微软雅黑"/>
+          <w:color w:val="555555"/>
+          <w:sz w:val="20"/>
+        </w:rPr>
+        <w:t>：义乌地推（3 人团队 × 6 月 × 5,000 元/月 = 9 万）+ 商会合作活动（6 场 × 2 万 = 12 万）+ 线上投放（5 万）+ 标杆案例打造（4 万）= 30 万，够用。</w:t>
+      </w:r>
+    </w:p>
+    <w:p>
+      <w:pPr>
+        <w:spacing w:after="80" w:line="360" w:lineRule="exact"/>
+        <w:ind w:left="567"/>
+        <w:pBdr>
+          <w:left w:val="single" w:sz="12" w:space="4" w:color="D4272C"/>
+        </w:pBdr>
+      </w:pPr>
+      <w:r>
+        <w:rPr>
+          <w:rFonts w:ascii="微软雅黑" w:hAnsi="微软雅黑" w:eastAsia="微软雅黑"/>
+          <w:color w:val="555555"/>
+          <w:sz w:val="20"/>
+        </w:rPr>
+        <w:t xml:space="preserve">- </w:t>
+      </w:r>
+      <w:r>
+        <w:rPr>
+          <w:rFonts w:ascii="微软雅黑" w:hAnsi="微软雅黑" w:eastAsia="微软雅黑"/>
+          <w:b/>
+          <w:color w:val="555555"/>
+          <w:sz w:val="20"/>
+        </w:rPr>
+        <w:t>优先级声明</w:t>
+      </w:r>
+      <w:r>
+        <w:rPr>
+          <w:rFonts w:ascii="微软雅黑" w:hAnsi="微软雅黑" w:eastAsia="微软雅黑"/>
+          <w:color w:val="555555"/>
+          <w:sz w:val="20"/>
+        </w:rPr>
+        <w:t>：</w:t>
+      </w:r>
+      <w:r>
+        <w:rPr>
+          <w:rFonts w:ascii="微软雅黑" w:hAnsi="微软雅黑" w:eastAsia="微软雅黑"/>
+          <w:b/>
+          <w:color w:val="555555"/>
+          <w:sz w:val="20"/>
+        </w:rPr>
+        <w:t>如出现超支风险，优先保障研发投入，市场拓展可延后至 A 轮再规模化投放。</w:t>
+      </w:r>
+      <w:r>
+        <w:rPr>
+          <w:rFonts w:ascii="微软雅黑" w:hAnsi="微软雅黑" w:eastAsia="微软雅黑"/>
+          <w:color w:val="555555"/>
+          <w:sz w:val="20"/>
+        </w:rPr>
+        <w:t xml:space="preserve"> 研发是产品护城河，市场节奏可弹性调整。</w:t>
+      </w:r>
+    </w:p>
+    <w:p>
+      <w:pPr>
         <w:jc w:val="center"/>
       </w:pPr>
       <w:r>
@@ -15794,7 +15997,22 @@
                 <w:rFonts w:ascii="微软雅黑" w:hAnsi="微软雅黑" w:eastAsia="微软雅黑"/>
                 <w:sz w:val="19"/>
               </w:rPr>
-              <w:t>全年现金收入</w:t>
+              <w:t>全年现金收入（</w:t>
+            </w:r>
+            <w:r>
+              <w:rPr>
+                <w:rFonts w:ascii="微软雅黑" w:hAnsi="微软雅黑" w:eastAsia="微软雅黑"/>
+                <w:b/>
+                <w:sz w:val="19"/>
+              </w:rPr>
+              <w:t>12个月营收预测，非已实现业绩</w:t>
+            </w:r>
+            <w:r>
+              <w:rPr>
+                <w:rFonts w:ascii="微软雅黑" w:hAnsi="微软雅黑" w:eastAsia="微软雅黑"/>
+                <w:sz w:val="19"/>
+              </w:rPr>
+              <w:t>；当前 0→1 验证阶段）</w:t>
             </w:r>
           </w:p>
         </w:tc>
@@ -15866,7 +16084,7 @@
                 <w:rFonts w:ascii="微软雅黑" w:hAnsi="微软雅黑" w:eastAsia="微软雅黑"/>
                 <w:sz w:val="19"/>
               </w:rPr>
-              <w:t>全年净利润</w:t>
+              <w:t>全年净利润（模型预测）</w:t>
             </w:r>
           </w:p>
         </w:tc>
@@ -15917,7 +16135,7 @@
                 <w:rFonts w:ascii="微软雅黑" w:hAnsi="微软雅黑" w:eastAsia="微软雅黑"/>
                 <w:sz w:val="19"/>
               </w:rPr>
-              <w:t>72.1%</w:t>
+              <w:t>60%–72%（分阶段）</w:t>
             </w:r>
           </w:p>
         </w:tc>
@@ -15935,7 +16153,7 @@
                 <w:rFonts w:ascii="微软雅黑" w:hAnsi="微软雅黑" w:eastAsia="微软雅黑"/>
                 <w:sz w:val="19"/>
               </w:rPr>
-              <w:t>M12月度净利率</w:t>
+              <w:t>M12 月度 72.1%；前 6 月 70%–72%，M7 起 64%–70%；对外保守下限取 60%</w:t>
             </w:r>
           </w:p>
         </w:tc>
@@ -16076,7 +16294,7 @@
                 <w:rFonts w:ascii="微软雅黑" w:hAnsi="微软雅黑" w:eastAsia="微软雅黑"/>
                 <w:sz w:val="19"/>
               </w:rPr>
-              <w:t>加权平均获客成本</w:t>
+              <w:t>加权平均：义乌本地地推 150元 + 线上投放 300元</w:t>
             </w:r>
           </w:p>
         </w:tc>
@@ -16129,7 +16347,7 @@
                 <w:rFonts w:ascii="微软雅黑" w:hAnsi="微软雅黑" w:eastAsia="微软雅黑"/>
                 <w:sz w:val="19"/>
               </w:rPr>
-              <w:t>~10,920元</w:t>
+              <w:t>~4,800元（基准）</w:t>
             </w:r>
           </w:p>
         </w:tc>
@@ -16148,7 +16366,7 @@
                 <w:rFonts w:ascii="微软雅黑" w:hAnsi="微软雅黑" w:eastAsia="微软雅黑"/>
                 <w:sz w:val="19"/>
               </w:rPr>
-              <w:t>ARPU × 24月（预估生命周期）</w:t>
+              <w:t>保守取 12 个月生命周期口径；24 个月口径上限约 10,920元</w:t>
             </w:r>
           </w:p>
         </w:tc>
@@ -16199,7 +16417,7 @@
                 <w:rFonts w:ascii="微软雅黑" w:hAnsi="微软雅黑" w:eastAsia="微软雅黑"/>
                 <w:sz w:val="19"/>
               </w:rPr>
-              <w:t>~54x</w:t>
+              <w:t>~24:1（基准）</w:t>
             </w:r>
           </w:p>
         </w:tc>
@@ -16217,7 +16435,7 @@
                 <w:rFonts w:ascii="微软雅黑" w:hAnsi="微软雅黑" w:eastAsia="微软雅黑"/>
                 <w:sz w:val="19"/>
               </w:rPr>
-              <w:t>远超行业基准3-5x</w:t>
+              <w:t>远超行业健康线 3:1；敏感性区间 19:1（3 年含流失、CAC 300元 保守下限）～54:1（24 月上限）</w:t>
             </w:r>
           </w:p>
         </w:tc>
@@ -16749,7 +16967,227 @@
           <w:color w:val="555555"/>
           <w:sz w:val="20"/>
         </w:rPr>
-        <w:t>：义乌小商品出海智能体凭借OPC低成本模式+义乌本地化定价策略，实现了从首月即盈利的优异财务表现。LTV/CAC比率远超行业基准，表明单位经济模型极其健康。100万首轮融资可支撑至自我造血，资金使用效率极高。</w:t>
+        <w:t>：义乌小商品出海智能体凭借OPC低成本模式+义乌本地化定价策略，模型测算首月即实现正向现金流。</w:t>
+      </w:r>
+      <w:r>
+        <w:rPr>
+          <w:rFonts w:ascii="微软雅黑" w:hAnsi="微软雅黑" w:eastAsia="微软雅黑"/>
+          <w:b/>
+          <w:color w:val="555555"/>
+          <w:sz w:val="20"/>
+        </w:rPr>
+        <w:t>基准 LTV/CAC≈24:1</w:t>
+      </w:r>
+      <w:r>
+        <w:rPr>
+          <w:rFonts w:ascii="微软雅黑" w:hAnsi="微软雅黑" w:eastAsia="微软雅黑"/>
+          <w:color w:val="555555"/>
+          <w:sz w:val="20"/>
+        </w:rPr>
+        <w:t xml:space="preserve"> 远超行业健康线，表明单位经济模型健康。100万首轮融资可支撑至自我造血，资金使用效率极高。（注：以上营收/利润均为</w:t>
+      </w:r>
+      <w:r>
+        <w:rPr>
+          <w:rFonts w:ascii="微软雅黑" w:hAnsi="微软雅黑" w:eastAsia="微软雅黑"/>
+          <w:b/>
+          <w:color w:val="555555"/>
+          <w:sz w:val="20"/>
+        </w:rPr>
+        <w:t>12个月预测模型</w:t>
+      </w:r>
+      <w:r>
+        <w:rPr>
+          <w:rFonts w:ascii="微软雅黑" w:hAnsi="微软雅黑" w:eastAsia="微软雅黑"/>
+          <w:color w:val="555555"/>
+          <w:sz w:val="20"/>
+        </w:rPr>
+        <w:t>结果，项目当前处于 0→1 验证阶段。）</w:t>
+      </w:r>
+    </w:p>
+    <w:p>
+      <w:pPr>
+        <w:spacing w:after="80" w:line="360" w:lineRule="exact"/>
+        <w:ind w:left="567"/>
+        <w:pBdr>
+          <w:left w:val="single" w:sz="12" w:space="4" w:color="D4272C"/>
+        </w:pBdr>
+      </w:pPr>
+      <w:r>
+        <w:rPr>
+          <w:rFonts w:ascii="微软雅黑" w:hAnsi="微软雅黑" w:eastAsia="微软雅黑"/>
+          <w:color w:val="555555"/>
+          <w:sz w:val="20"/>
+        </w:rPr>
+      </w:r>
+      <w:r>
+        <w:rPr>
+          <w:rFonts w:ascii="微软雅黑" w:hAnsi="微软雅黑" w:eastAsia="微软雅黑"/>
+          <w:b/>
+          <w:color w:val="555555"/>
+          <w:sz w:val="20"/>
+        </w:rPr>
+        <w:t>P4-7 LTV/CAC 推导过程</w:t>
+      </w:r>
+      <w:r>
+        <w:rPr>
+          <w:rFonts w:ascii="微软雅黑" w:hAnsi="微软雅黑" w:eastAsia="微软雅黑"/>
+          <w:color w:val="555555"/>
+          <w:sz w:val="20"/>
+        </w:rPr>
+        <w:t>（供投资界评委追问时逐步复现）：</w:t>
+      </w:r>
+    </w:p>
+    <w:p>
+      <w:pPr>
+        <w:spacing w:after="80" w:line="360" w:lineRule="exact"/>
+        <w:ind w:left="567"/>
+        <w:pBdr>
+          <w:left w:val="single" w:sz="12" w:space="4" w:color="D4272C"/>
+        </w:pBdr>
+      </w:pPr>
+      <w:r>
+        <w:rPr>
+          <w:rFonts w:ascii="微软雅黑" w:hAnsi="微软雅黑" w:eastAsia="微软雅黑"/>
+          <w:color w:val="555555"/>
+          <w:sz w:val="20"/>
+        </w:rPr>
+        <w:t xml:space="preserve">- </w:t>
+      </w:r>
+      <w:r>
+        <w:rPr>
+          <w:rFonts w:ascii="微软雅黑" w:hAnsi="微软雅黑" w:eastAsia="微软雅黑"/>
+          <w:b/>
+          <w:color w:val="555555"/>
+          <w:sz w:val="20"/>
+        </w:rPr>
+        <w:t>CAC ≈ 200 元</w:t>
+      </w:r>
+      <w:r>
+        <w:rPr>
+          <w:rFonts w:ascii="微软雅黑" w:hAnsi="微软雅黑" w:eastAsia="微软雅黑"/>
+          <w:color w:val="555555"/>
+          <w:sz w:val="20"/>
+        </w:rPr>
+        <w:t>：义乌本地地推 + 商户社群获客约 150 元/人（假设 A7），线上投放拉新约 300 元/人，加权平均取 200 元。</w:t>
+      </w:r>
+    </w:p>
+    <w:p>
+      <w:pPr>
+        <w:spacing w:after="80" w:line="360" w:lineRule="exact"/>
+        <w:ind w:left="567"/>
+        <w:pBdr>
+          <w:left w:val="single" w:sz="12" w:space="4" w:color="D4272C"/>
+        </w:pBdr>
+      </w:pPr>
+      <w:r>
+        <w:rPr>
+          <w:rFonts w:ascii="微软雅黑" w:hAnsi="微软雅黑" w:eastAsia="微软雅黑"/>
+          <w:color w:val="555555"/>
+          <w:sz w:val="20"/>
+        </w:rPr>
+        <w:t xml:space="preserve">- </w:t>
+      </w:r>
+      <w:r>
+        <w:rPr>
+          <w:rFonts w:ascii="微软雅黑" w:hAnsi="微软雅黑" w:eastAsia="微软雅黑"/>
+          <w:b/>
+          <w:color w:val="555555"/>
+          <w:sz w:val="20"/>
+        </w:rPr>
+        <w:t>LTV（基准）≈ 4,800 元</w:t>
+      </w:r>
+      <w:r>
+        <w:rPr>
+          <w:rFonts w:ascii="微软雅黑" w:hAnsi="微软雅黑" w:eastAsia="微软雅黑"/>
+          <w:color w:val="555555"/>
+          <w:sz w:val="20"/>
+        </w:rPr>
+        <w:t>：保守按 12 个月用户生命周期、平均月 ARPU 约 400-450 元估算（收入口径）；若按 24 个月生命周期则上限约 10,920 元。</w:t>
+      </w:r>
+    </w:p>
+    <w:p>
+      <w:pPr>
+        <w:spacing w:after="80" w:line="360" w:lineRule="exact"/>
+        <w:ind w:left="567"/>
+        <w:pBdr>
+          <w:left w:val="single" w:sz="12" w:space="4" w:color="D4272C"/>
+        </w:pBdr>
+      </w:pPr>
+      <w:r>
+        <w:rPr>
+          <w:rFonts w:ascii="微软雅黑" w:hAnsi="微软雅黑" w:eastAsia="微软雅黑"/>
+          <w:color w:val="555555"/>
+          <w:sz w:val="20"/>
+        </w:rPr>
+        <w:t xml:space="preserve">- </w:t>
+      </w:r>
+      <w:r>
+        <w:rPr>
+          <w:rFonts w:ascii="微软雅黑" w:hAnsi="微软雅黑" w:eastAsia="微软雅黑"/>
+          <w:b/>
+          <w:color w:val="555555"/>
+          <w:sz w:val="20"/>
+        </w:rPr>
+        <w:t>LTV/CAC ≈ 4,800 ÷ 200 = 24:1</w:t>
+      </w:r>
+      <w:r>
+        <w:rPr>
+          <w:rFonts w:ascii="微软雅黑" w:hAnsi="微软雅黑" w:eastAsia="微软雅黑"/>
+          <w:color w:val="555555"/>
+          <w:sz w:val="20"/>
+        </w:rPr>
+        <w:t>（基准口径）。</w:t>
+      </w:r>
+    </w:p>
+    <w:p>
+      <w:pPr>
+        <w:spacing w:after="80" w:line="360" w:lineRule="exact"/>
+        <w:ind w:left="567"/>
+        <w:pBdr>
+          <w:left w:val="single" w:sz="12" w:space="4" w:color="D4272C"/>
+        </w:pBdr>
+      </w:pPr>
+      <w:r>
+        <w:rPr>
+          <w:rFonts w:ascii="微软雅黑" w:hAnsi="微软雅黑" w:eastAsia="微软雅黑"/>
+          <w:color w:val="555555"/>
+          <w:sz w:val="20"/>
+        </w:rPr>
+        <w:t xml:space="preserve">- </w:t>
+      </w:r>
+      <w:r>
+        <w:rPr>
+          <w:rFonts w:ascii="微软雅黑" w:hAnsi="微软雅黑" w:eastAsia="微软雅黑"/>
+          <w:b/>
+          <w:color w:val="555555"/>
+          <w:sz w:val="20"/>
+        </w:rPr>
+        <w:t>敏感性</w:t>
+      </w:r>
+      <w:r>
+        <w:rPr>
+          <w:rFonts w:ascii="微软雅黑" w:hAnsi="微软雅黑" w:eastAsia="微软雅黑"/>
+          <w:color w:val="555555"/>
+          <w:sz w:val="20"/>
+        </w:rPr>
+        <w:t>：下限 19:1（3 年含流失折现、CAC 取 300 元的保守组合）；上限 54:1（24 个月生命周期、CAC 200 元的乐观组合）。对外统一以</w:t>
+      </w:r>
+      <w:r>
+        <w:rPr>
+          <w:rFonts w:ascii="微软雅黑" w:hAnsi="微软雅黑" w:eastAsia="微软雅黑"/>
+          <w:b/>
+          <w:color w:val="555555"/>
+          <w:sz w:val="20"/>
+        </w:rPr>
+        <w:t>基准 24:1</w:t>
+      </w:r>
+      <w:r>
+        <w:rPr>
+          <w:rFonts w:ascii="微软雅黑" w:hAnsi="微软雅黑" w:eastAsia="微软雅黑"/>
+          <w:color w:val="555555"/>
+          <w:sz w:val="20"/>
+        </w:rPr>
+        <w:t xml:space="preserve"> 作答，区间作为稳健性说明。</w:t>
       </w:r>
     </w:p>
     <w:p>
